--- a/docs/data-insights/outreach_mary_14-06-2026.docx
+++ b/docs/data-insights/outreach_mary_14-06-2026.docx
@@ -240,7 +240,7 @@
           <w:b w:val="0"/>
           <w:i w:val="0"/>
         </w:rPr>
-        <w:t>Overdue: last ordered 336 days ago; they typically reorder about every 38 days, so they're past due.</w:t>
+        <w:t>Overdue: last ordered 340 days ago; they typically reorder about every 38 days, so they're past due.</w:t>
       </w:r>
     </w:p>
     <w:p>
